--- a/files/Hall-Resume.pdf.docx
+++ b/files/Hall-Resume.pdf.docx
@@ -224,7 +224,6 @@
                 <w:showingPlcHdr/>
                 <w15:appearance w15:val="hidden"/>
               </w:sdtPr>
-              <w:sdtEndPr/>
               <w:sdtContent>
                 <w:r>
                   <w:t>Experience</w:t>
@@ -333,7 +332,7 @@
                 </mc:Choice>
                 <mc:Fallback>
                   <w:pict>
-                    <v:oval w14:anchorId="6DB2D6D3" id="Oval 1" o:spid="_x0000_s1026" alt="Decorative" style="width:10.8pt;height:10.8pt;visibility:visible;mso-wrap-style:square;mso-left-percent:-10001;mso-top-percent:-10001;mso-position-horizontal:absolute;mso-position-horizontal-relative:char;mso-position-vertical:absolute;mso-position-vertical-relative:line;mso-left-percent:-10001;mso-top-percent:-10001;v-text-anchor:middle" o:gfxdata="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" fillcolor="#fffcfb" strokecolor="#bf1e00 [3204]" strokeweight="2.25pt">
+                    <v:oval w14:anchorId="19698B23" id="Oval 1" o:spid="_x0000_s1026" alt="Decorative" style="width:10.8pt;height:10.8pt;visibility:visible;mso-wrap-style:square;mso-left-percent:-10001;mso-top-percent:-10001;mso-position-horizontal:absolute;mso-position-horizontal-relative:char;mso-position-vertical:absolute;mso-position-vertical-relative:line;mso-left-percent:-10001;mso-top-percent:-10001;v-text-anchor:middle" o:gfxdata="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" fillcolor="#fffcfb" strokecolor="#bf1e00 [3204]" strokeweight="2.25pt">
                       <v:stroke joinstyle="miter"/>
                       <v:path arrowok="t"/>
                       <o:lock v:ext="edit" aspectratio="t"/>
@@ -526,7 +525,7 @@
                 </mc:Choice>
                 <mc:Fallback>
                   <w:pict>
-                    <v:oval w14:anchorId="4160DFED" id="Oval 1" o:spid="_x0000_s1026" alt="Decorative" style="width:10.8pt;height:10.8pt;visibility:visible;mso-wrap-style:square;mso-left-percent:-10001;mso-top-percent:-10001;mso-position-horizontal:absolute;mso-position-horizontal-relative:char;mso-position-vertical:absolute;mso-position-vertical-relative:line;mso-left-percent:-10001;mso-top-percent:-10001;v-text-anchor:middle" o:gfxdata="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" fillcolor="#fffcfb" strokecolor="#bf1e00 [3204]" strokeweight="2.25pt">
+                    <v:oval w14:anchorId="28EADC7F" id="Oval 1" o:spid="_x0000_s1026" alt="Decorative" style="width:10.8pt;height:10.8pt;visibility:visible;mso-wrap-style:square;mso-left-percent:-10001;mso-top-percent:-10001;mso-position-horizontal:absolute;mso-position-horizontal-relative:char;mso-position-vertical:absolute;mso-position-vertical-relative:line;mso-left-percent:-10001;mso-top-percent:-10001;v-text-anchor:middle" o:gfxdata="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" fillcolor="#fffcfb" strokecolor="#bf1e00 [3204]" strokeweight="2.25pt">
                       <v:stroke joinstyle="miter"/>
                       <v:path arrowok="t"/>
                       <o:lock v:ext="edit" aspectratio="t"/>
@@ -673,7 +672,6 @@
                 <w:showingPlcHdr/>
                 <w15:appearance w15:val="hidden"/>
               </w:sdtPr>
-              <w:sdtEndPr/>
               <w:sdtContent>
                 <w:r>
                   <w:t>Education</w:t>
@@ -778,7 +776,7 @@
                 </mc:Choice>
                 <mc:Fallback>
                   <w:pict>
-                    <v:oval w14:anchorId="719A8987" id="Oval 2" o:spid="_x0000_s1026" alt="Decorative" style="width:10.8pt;height:10.8pt;visibility:visible;mso-wrap-style:square;mso-left-percent:-10001;mso-top-percent:-10001;mso-position-horizontal:absolute;mso-position-horizontal-relative:char;mso-position-vertical:absolute;mso-position-vertical-relative:line;mso-left-percent:-10001;mso-top-percent:-10001;v-text-anchor:middle" o:gfxdata="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" fillcolor="#fffcfb" strokecolor="#bf1e00 [3204]" strokeweight="2.25pt">
+                    <v:oval w14:anchorId="0FAD6CF3" id="Oval 2" o:spid="_x0000_s1026" alt="Decorative" style="width:10.8pt;height:10.8pt;visibility:visible;mso-wrap-style:square;mso-left-percent:-10001;mso-top-percent:-10001;mso-position-horizontal:absolute;mso-position-horizontal-relative:char;mso-position-vertical:absolute;mso-position-vertical-relative:line;mso-left-percent:-10001;mso-top-percent:-10001;v-text-anchor:middle" o:gfxdata="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" fillcolor="#fffcfb" strokecolor="#bf1e00 [3204]" strokeweight="2.25pt">
                       <v:stroke joinstyle="miter"/>
                       <v:path arrowok="t"/>
                       <o:lock v:ext="edit" aspectratio="t"/>
@@ -1006,7 +1004,6 @@
                 <w:showingPlcHdr/>
                 <w15:appearance w15:val="hidden"/>
               </w:sdtPr>
-              <w:sdtEndPr/>
               <w:sdtContent>
                 <w:r>
                   <w:t>Skills</w:t>
@@ -1039,7 +1036,6 @@
                 <w:showingPlcHdr/>
                 <w15:appearance w15:val="hidden"/>
               </w:sdtPr>
-              <w:sdtEndPr/>
               <w:sdtContent>
                 <w:r>
                   <w:t>Activities</w:t>
@@ -1080,7 +1076,6 @@
                 <w:showingPlcHdr/>
                 <w15:appearance w15:val="hidden"/>
               </w:sdtPr>
-              <w:sdtEndPr/>
               <w:sdtContent>
                 <w:r>
                   <w:t>Excellent communication skills, both verbal and written</w:t>
@@ -2773,8 +2768,8 @@
     <w:compatSetting w:name="useWord2013TrackBottomHyphenation" w:uri="http://schemas.microsoft.com/office/word" w:val="0"/>
   </w:compat>
   <w:rsids>
-    <w:rsidRoot w:val="00AA6E9E"/>
-    <w:rsid w:val="00AA6E9E"/>
+    <w:rsidRoot w:val="006D2EB9"/>
+    <w:rsid w:val="006D2EB9"/>
     <w:rsid w:val="00E13E1A"/>
   </w:rsids>
   <m:mathPr>
